--- a/WebContent/docx/肺癌25基因检测报告-完整版-病理科.docx
+++ b/WebContent/docx/肺癌25基因检测报告-完整版-病理科.docx
@@ -19,6 +19,8 @@
           <w:docGrid w:type="lines" w:linePitch="312" w:charSpace="0"/>
         </w:sectPr>
       </w:pPr>
+      <w:bookmarkStart w:id="23" w:name="_GoBack"/>
+      <w:bookmarkEnd w:id="23"/>
       <w:r>
         <w:rPr>
           <w:sz w:val="20"/>
@@ -377,6 +379,12 @@
             <w:insideH w:val="none" w:color="auto" w:sz="0" w:space="0"/>
             <w:insideV w:val="single" w:color="auto" w:sz="4" w:space="0"/>
           </w:tblBorders>
+          <w:tblCellMar>
+            <w:top w:w="0" w:type="dxa"/>
+            <w:left w:w="108" w:type="dxa"/>
+            <w:bottom w:w="0" w:type="dxa"/>
+            <w:right w:w="108" w:type="dxa"/>
+          </w:tblCellMar>
         </w:tblPrEx>
         <w:tc>
           <w:tcPr>
@@ -1988,6 +1996,12 @@
             <w:insideH w:val="none" w:color="auto" w:sz="0" w:space="0"/>
             <w:insideV w:val="single" w:color="auto" w:sz="4" w:space="0"/>
           </w:tblBorders>
+          <w:tblCellMar>
+            <w:top w:w="0" w:type="dxa"/>
+            <w:left w:w="108" w:type="dxa"/>
+            <w:bottom w:w="0" w:type="dxa"/>
+            <w:right w:w="108" w:type="dxa"/>
+          </w:tblCellMar>
         </w:tblPrEx>
         <w:trPr>
           <w:trHeight w:val="90" w:hRule="atLeast"/>
@@ -2197,6 +2211,12 @@
             <w:insideH w:val="none" w:color="auto" w:sz="0" w:space="0"/>
             <w:insideV w:val="single" w:color="auto" w:sz="4" w:space="0"/>
           </w:tblBorders>
+          <w:tblCellMar>
+            <w:top w:w="0" w:type="dxa"/>
+            <w:left w:w="108" w:type="dxa"/>
+            <w:bottom w:w="0" w:type="dxa"/>
+            <w:right w:w="108" w:type="dxa"/>
+          </w:tblCellMar>
         </w:tblPrEx>
         <w:tc>
           <w:tcPr>
@@ -2482,6 +2502,12 @@
             <w:insideH w:val="single" w:color="31849B" w:sz="4" w:space="0"/>
             <w:insideV w:val="single" w:color="31849B" w:sz="4" w:space="0"/>
           </w:tblBorders>
+          <w:tblCellMar>
+            <w:top w:w="113" w:type="dxa"/>
+            <w:left w:w="108" w:type="dxa"/>
+            <w:bottom w:w="113" w:type="dxa"/>
+            <w:right w:w="108" w:type="dxa"/>
+          </w:tblCellMar>
         </w:tblPrEx>
         <w:trPr>
           <w:trHeight w:val="229" w:hRule="atLeast"/>
@@ -3269,8 +3295,8 @@
           <w:lang w:val="en-US" w:eastAsia="zh-CN"/>
         </w:rPr>
       </w:pPr>
-      <w:bookmarkStart w:id="1" w:name="_Toc26933"/>
-      <w:bookmarkStart w:id="2" w:name="_Toc149837254"/>
+      <w:bookmarkStart w:id="1" w:name="_Toc149837254"/>
+      <w:bookmarkStart w:id="2" w:name="_Toc26933"/>
       <w:r>
         <w:rPr>
           <w:rFonts w:hint="eastAsia"/>
@@ -3470,6 +3496,7 @@
             <w:insideH w:val="none" w:color="auto" w:sz="0" w:space="0"/>
             <w:insideV w:val="none" w:color="auto" w:sz="0" w:space="0"/>
           </w:tblBorders>
+          <w:shd w:val="clear" w:color="auto" w:fill="auto"/>
           <w:tblCellMar>
             <w:top w:w="0" w:type="dxa"/>
             <w:left w:w="0" w:type="dxa"/>
@@ -3596,6 +3623,7 @@
             <w:insideH w:val="none" w:color="auto" w:sz="0" w:space="0"/>
             <w:insideV w:val="none" w:color="auto" w:sz="0" w:space="0"/>
           </w:tblBorders>
+          <w:shd w:val="clear" w:color="auto" w:fill="auto"/>
           <w:tblCellMar>
             <w:top w:w="0" w:type="dxa"/>
             <w:left w:w="0" w:type="dxa"/>
@@ -3839,8 +3867,7 @@
       </w:tblPr>
       <w:tblGrid>
         <w:gridCol w:w="2004"/>
-        <w:gridCol w:w="1859"/>
-        <w:gridCol w:w="4036"/>
+        <w:gridCol w:w="5895"/>
         <w:gridCol w:w="1960"/>
       </w:tblGrid>
       <w:tr>
@@ -3905,47 +3932,7 @@
         </w:tc>
         <w:tc>
           <w:tcPr>
-            <w:tcW w:w="1859" w:type="dxa"/>
-            <w:tcBorders>
-              <w:top w:val="single" w:color="31849B" w:sz="12" w:space="0"/>
-              <w:left w:val="single" w:color="31849B" w:sz="8" w:space="0"/>
-              <w:bottom w:val="single" w:color="31849B" w:sz="8" w:space="0"/>
-              <w:right w:val="single" w:color="31849B" w:sz="8" w:space="0"/>
-            </w:tcBorders>
-            <w:shd w:val="clear" w:color="auto" w:fill="DAEEF3"/>
-            <w:vAlign w:val="center"/>
-          </w:tcPr>
-          <w:p>
-            <w:pPr>
-              <w:widowControl/>
-              <w:jc w:val="center"/>
-              <w:textAlignment w:val="center"/>
-              <w:rPr>
-                <w:rFonts w:hint="default" w:ascii="Times New Roman" w:hAnsi="Times New Roman" w:eastAsia="微软雅黑" w:cs="Times New Roman"/>
-                <w:b/>
-                <w:bCs/>
-                <w:color w:val="31849B"/>
-                <w:sz w:val="21"/>
-                <w:szCs w:val="21"/>
-              </w:rPr>
-            </w:pPr>
-            <w:r>
-              <w:rPr>
-                <w:rFonts w:hint="default" w:ascii="Times New Roman" w:hAnsi="Times New Roman" w:eastAsia="微软雅黑" w:cs="Times New Roman"/>
-                <w:b/>
-                <w:bCs/>
-                <w:color w:val="31849B"/>
-                <w:sz w:val="21"/>
-                <w:szCs w:val="21"/>
-                <w:lang w:eastAsia="zh-CN" w:bidi="ar"/>
-              </w:rPr>
-              <w:t>变异类型</w:t>
-            </w:r>
-          </w:p>
-        </w:tc>
-        <w:tc>
-          <w:tcPr>
-            <w:tcW w:w="4036" w:type="dxa"/>
+            <w:tcW w:w="5895" w:type="dxa"/>
             <w:tcBorders>
               <w:top w:val="single" w:color="31849B" w:sz="12" w:space="0"/>
               <w:left w:val="single" w:color="31849B" w:sz="8" w:space="0"/>
@@ -4084,7 +4071,7 @@
         <w:tc>
           <w:tcPr>
             <w:tcW w:w="9859" w:type="dxa"/>
-            <w:gridSpan w:val="4"/>
+            <w:gridSpan w:val="3"/>
             <w:tcBorders>
               <w:top w:val="single" w:color="31849B" w:sz="8" w:space="0"/>
               <w:bottom w:val="single" w:color="31849B" w:sz="8" w:space="0"/>
@@ -4173,7 +4160,7 @@
         </w:tc>
         <w:tc>
           <w:tcPr>
-            <w:tcW w:w="1859" w:type="dxa"/>
+            <w:tcW w:w="5895" w:type="dxa"/>
             <w:tcBorders>
               <w:top w:val="single" w:color="31849B" w:sz="8" w:space="0"/>
               <w:left w:val="single" w:color="31849B" w:sz="8" w:space="0"/>
@@ -4182,40 +4169,6 @@
             </w:tcBorders>
             <w:shd w:val="clear" w:color="auto" w:fill="auto"/>
             <w:noWrap/>
-            <w:vAlign w:val="center"/>
-          </w:tcPr>
-          <w:p>
-            <w:pPr>
-              <w:jc w:val="center"/>
-              <w:rPr>
-                <w:rFonts w:hint="default" w:ascii="Times New Roman" w:hAnsi="Times New Roman" w:eastAsia="微软雅黑" w:cs="Times New Roman"/>
-                <w:color w:val="262626"/>
-                <w:sz w:val="21"/>
-                <w:szCs w:val="21"/>
-              </w:rPr>
-            </w:pPr>
-            <w:r>
-              <w:rPr>
-                <w:rFonts w:hint="default" w:ascii="Times New Roman" w:hAnsi="Times New Roman" w:eastAsia="微软雅黑" w:cs="Times New Roman"/>
-                <w:color w:val="262626"/>
-                <w:sz w:val="21"/>
-                <w:szCs w:val="21"/>
-                <w:lang w:eastAsia="zh-CN"/>
-              </w:rPr>
-              <w:t>{{ it.info }}</w:t>
-            </w:r>
-          </w:p>
-        </w:tc>
-        <w:tc>
-          <w:tcPr>
-            <w:tcW w:w="4036" w:type="dxa"/>
-            <w:tcBorders>
-              <w:top w:val="single" w:color="31849B" w:sz="8" w:space="0"/>
-              <w:left w:val="single" w:color="31849B" w:sz="8" w:space="0"/>
-              <w:bottom w:val="single" w:color="31849B" w:sz="8" w:space="0"/>
-              <w:right w:val="single" w:color="31849B" w:sz="8" w:space="0"/>
-            </w:tcBorders>
-            <w:shd w:val="clear" w:color="auto" w:fill="auto"/>
             <w:vAlign w:val="center"/>
           </w:tcPr>
           <w:p>
@@ -4408,7 +4361,7 @@
         <w:tc>
           <w:tcPr>
             <w:tcW w:w="9859" w:type="dxa"/>
-            <w:gridSpan w:val="4"/>
+            <w:gridSpan w:val="3"/>
             <w:tcBorders>
               <w:top w:val="single" w:color="31849B" w:sz="8" w:space="0"/>
               <w:bottom w:val="single" w:color="31849B" w:sz="12" w:space="0"/>
@@ -6370,12 +6323,6 @@
             <w:insideH w:val="single" w:color="31849B" w:sz="4" w:space="0"/>
             <w:insideV w:val="none" w:color="auto" w:sz="0" w:space="0"/>
           </w:tblBorders>
-          <w:tblCellMar>
-            <w:top w:w="0" w:type="dxa"/>
-            <w:left w:w="0" w:type="dxa"/>
-            <w:bottom w:w="0" w:type="dxa"/>
-            <w:right w:w="0" w:type="dxa"/>
-          </w:tblCellMar>
         </w:tblPrEx>
         <w:trPr>
           <w:trHeight w:val="1404" w:hRule="atLeast"/>
@@ -7186,8 +7133,6 @@
           <w:lang w:eastAsia="zh-CN"/>
         </w:rPr>
       </w:pPr>
-      <w:bookmarkStart w:id="23" w:name="_GoBack"/>
-      <w:bookmarkEnd w:id="23"/>
       <w:r>
         <w:rPr>
           <w:rFonts w:hint="eastAsia" w:ascii="Times New Roman" w:hAnsi="Times New Roman" w:eastAsia="微软雅黑" w:cs="Times New Roman"/>
@@ -7272,8 +7217,10 @@
         </w:tblCellMar>
       </w:tblPr>
       <w:tblGrid>
-        <w:gridCol w:w="4536"/>
-        <w:gridCol w:w="5245"/>
+        <w:gridCol w:w="1045"/>
+        <w:gridCol w:w="3491"/>
+        <w:gridCol w:w="962"/>
+        <w:gridCol w:w="4283"/>
       </w:tblGrid>
       <w:tr>
         <w:tblPrEx>
@@ -7293,12 +7240,15 @@
           </w:tblCellMar>
         </w:tblPrEx>
         <w:trPr>
-          <w:trHeight w:val="227" w:hRule="atLeast"/>
+          <w:trHeight w:val="510" w:hRule="atLeast"/>
           <w:jc w:val="center"/>
         </w:trPr>
         <w:tc>
           <w:tcPr>
-            <w:tcW w:w="4536" w:type="dxa"/>
+            <w:tcW w:w="1045" w:type="dxa"/>
+            <w:tcBorders>
+              <w:right w:val="nil"/>
+            </w:tcBorders>
             <w:shd w:val="clear" w:color="auto" w:fill="auto"/>
             <w:tcMar>
               <w:top w:w="28" w:type="dxa"/>
@@ -7306,10 +7256,11 @@
               <w:bottom w:w="28" w:type="dxa"/>
               <w:right w:w="108" w:type="dxa"/>
             </w:tcMar>
-            <w:vAlign w:val="top"/>
-          </w:tcPr>
-          <w:p>
-            <w:pPr>
+            <w:vAlign w:val="center"/>
+          </w:tcPr>
+          <w:p>
+            <w:pPr>
+              <w:jc w:val="left"/>
               <w:rPr>
                 <w:color w:val="262626"/>
               </w:rPr>
@@ -7321,145 +7272,14 @@
               </w:rPr>
               <w:t>检测者：</w:t>
             </w:r>
-            <w:r>
-              <w:rPr>
-                <w:sz w:val="22"/>
-              </w:rPr>
-              <mc:AlternateContent>
-                <mc:Choice Requires="wpg">
-                  <w:drawing>
-                    <wp:anchor distT="0" distB="0" distL="114300" distR="114300" simplePos="0" relativeHeight="251666432" behindDoc="0" locked="0" layoutInCell="1" allowOverlap="1">
-                      <wp:simplePos x="0" y="0"/>
-                      <wp:positionH relativeFrom="column">
-                        <wp:posOffset>661035</wp:posOffset>
-                      </wp:positionH>
-                      <wp:positionV relativeFrom="paragraph">
-                        <wp:posOffset>-88265</wp:posOffset>
-                      </wp:positionV>
-                      <wp:extent cx="3409950" cy="360045"/>
-                      <wp:effectExtent l="0" t="0" r="0" b="5715"/>
-                      <wp:wrapNone/>
-                      <wp:docPr id="12" name="组合 12"/>
-                      <wp:cNvGraphicFramePr/>
-                      <a:graphic xmlns:a="http://schemas.openxmlformats.org/drawingml/2006/main">
-                        <a:graphicData uri="http://schemas.microsoft.com/office/word/2010/wordprocessingGroup">
-                          <wpg:wgp>
-                            <wpg:cNvGrpSpPr/>
-                            <wpg:grpSpPr>
-                              <a:xfrm>
-                                <a:off x="0" y="0"/>
-                                <a:ext cx="3409950" cy="360045"/>
-                                <a:chOff x="9632" y="12252"/>
-                                <a:chExt cx="5370" cy="567"/>
-                              </a:xfrm>
-                            </wpg:grpSpPr>
-                            <pic:pic xmlns:pic="http://schemas.openxmlformats.org/drawingml/2006/picture">
-                              <pic:nvPicPr>
-                                <pic:cNvPr id="16" name="图片 6" descr="蔡冬雪"/>
-                                <pic:cNvPicPr>
-                                  <a:picLocks noChangeAspect="1"/>
-                                </pic:cNvPicPr>
-                              </pic:nvPicPr>
-                              <pic:blipFill>
-                                <a:blip r:embed="rId10">
-                                  <a:clrChange>
-                                    <a:clrFrom>
-                                      <a:srgbClr val="FFFFFF">
-                                        <a:alpha val="100000"/>
-                                      </a:srgbClr>
-                                    </a:clrFrom>
-                                    <a:clrTo>
-                                      <a:srgbClr val="FFFFFF">
-                                        <a:alpha val="100000"/>
-                                        <a:alpha val="0"/>
-                                      </a:srgbClr>
-                                    </a:clrTo>
-                                  </a:clrChange>
-                                </a:blip>
-                                <a:srcRect l="18656" t="33322" r="18897" b="26699"/>
-                                <a:stretch>
-                                  <a:fillRect/>
-                                </a:stretch>
-                              </pic:blipFill>
-                              <pic:spPr>
-                                <a:xfrm>
-                                  <a:off x="9632" y="12347"/>
-                                  <a:ext cx="1010" cy="454"/>
-                                </a:xfrm>
-                                <a:prstGeom prst="rect">
-                                  <a:avLst/>
-                                </a:prstGeom>
-                              </pic:spPr>
-                            </pic:pic>
-                            <pic:pic xmlns:pic="http://schemas.openxmlformats.org/drawingml/2006/picture">
-                              <pic:nvPicPr>
-                                <pic:cNvPr id="13" name="图片 4" descr="王建丽"/>
-                                <pic:cNvPicPr>
-                                  <a:picLocks noChangeAspect="1"/>
-                                </pic:cNvPicPr>
-                              </pic:nvPicPr>
-                              <pic:blipFill>
-                                <a:blip r:embed="rId11">
-                                  <a:clrChange>
-                                    <a:clrFrom>
-                                      <a:srgbClr val="FFFFFF">
-                                        <a:alpha val="100000"/>
-                                      </a:srgbClr>
-                                    </a:clrFrom>
-                                    <a:clrTo>
-                                      <a:srgbClr val="FFFFFF">
-                                        <a:alpha val="100000"/>
-                                        <a:alpha val="0"/>
-                                      </a:srgbClr>
-                                    </a:clrTo>
-                                  </a:clrChange>
-                                </a:blip>
-                                <a:stretch>
-                                  <a:fillRect/>
-                                </a:stretch>
-                              </pic:blipFill>
-                              <pic:spPr>
-                                <a:xfrm>
-                                  <a:off x="14002" y="12252"/>
-                                  <a:ext cx="1000" cy="567"/>
-                                </a:xfrm>
-                                <a:prstGeom prst="rect">
-                                  <a:avLst/>
-                                </a:prstGeom>
-                              </pic:spPr>
-                            </pic:pic>
-                          </wpg:wgp>
-                        </a:graphicData>
-                      </a:graphic>
-                    </wp:anchor>
-                  </w:drawing>
-                </mc:Choice>
-                <mc:Fallback>
-                  <w:pict>
-                    <v:group id="_x0000_s1026" o:spid="_x0000_s1026" o:spt="203" style="position:absolute;left:0pt;margin-left:52.05pt;margin-top:-6.95pt;height:28.35pt;width:268.5pt;z-index:251666432;mso-width-relative:page;mso-height-relative:page;" coordorigin="9632,12252" coordsize="5370,567" o:gfxdata="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">
-                      <o:lock v:ext="edit" aspectratio="f"/>
-                      <v:shape id="图片 6" o:spid="_x0000_s1026" o:spt="75" alt="蔡冬雪" type="#_x0000_t75" style="position:absolute;left:9632;top:12347;height:454;width:1010;" filled="f" o:preferrelative="t" stroked="f" coordsize="21600,21600" o:gfxdata="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">
-                        <v:fill on="f" focussize="0,0"/>
-                        <v:stroke on="f"/>
-                        <v:imagedata r:id="rId10" cropleft="12226f" croptop="21838f" cropright="12384f" cropbottom="17497f" chromakey="#FFFFFF" o:title=""/>
-                        <o:lock v:ext="edit" aspectratio="t"/>
-                      </v:shape>
-                      <v:shape id="图片 4" o:spid="_x0000_s1026" o:spt="75" alt="王建丽" type="#_x0000_t75" style="position:absolute;left:14002;top:12252;height:567;width:1000;" filled="f" o:preferrelative="t" stroked="f" coordsize="21600,21600" o:gfxdata="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">
-                        <v:fill on="f" focussize="0,0"/>
-                        <v:stroke on="f"/>
-                        <v:imagedata r:id="rId11" chromakey="#FFFFFF" o:title=""/>
-                        <o:lock v:ext="edit" aspectratio="t"/>
-                      </v:shape>
-                    </v:group>
-                  </w:pict>
-                </mc:Fallback>
-              </mc:AlternateContent>
-            </w:r>
-          </w:p>
-        </w:tc>
-        <w:tc>
-          <w:tcPr>
-            <w:tcW w:w="5245" w:type="dxa"/>
+          </w:p>
+        </w:tc>
+        <w:tc>
+          <w:tcPr>
+            <w:tcW w:w="3491" w:type="dxa"/>
+            <w:tcBorders>
+              <w:left w:val="nil"/>
+            </w:tcBorders>
             <w:shd w:val="clear" w:color="auto" w:fill="auto"/>
             <w:tcMar>
               <w:top w:w="28" w:type="dxa"/>
@@ -7467,20 +7287,145 @@
               <w:bottom w:w="28" w:type="dxa"/>
               <w:right w:w="108" w:type="dxa"/>
             </w:tcMar>
-            <w:vAlign w:val="top"/>
-          </w:tcPr>
-          <w:p>
-            <w:pPr>
-              <w:rPr>
-                <w:color w:val="262626"/>
-              </w:rPr>
-            </w:pPr>
-            <w:r>
+            <w:vAlign w:val="center"/>
+          </w:tcPr>
+          <w:p>
+            <w:pPr>
+              <w:jc w:val="left"/>
               <w:rPr>
                 <w:rFonts w:hint="eastAsia"/>
                 <w:color w:val="262626"/>
               </w:rPr>
+            </w:pPr>
+            <w:r>
+              <w:rPr>
+                <w:rFonts w:hint="eastAsia"/>
+                <w:color w:val="262626"/>
+              </w:rPr>
+              <w:t>{{"ty_tianjin1"|sign(</w:t>
+            </w:r>
+            <w:r>
+              <w:rPr>
+                <w:rFonts w:hint="eastAsia"/>
+                <w:color w:val="262626"/>
+                <w:lang w:val="en-US" w:eastAsia="zh-CN"/>
+              </w:rPr>
+              <w:t>51</w:t>
+            </w:r>
+            <w:r>
+              <w:rPr>
+                <w:rFonts w:hint="eastAsia"/>
+                <w:color w:val="262626"/>
+              </w:rPr>
+              <w:t>,2</w:t>
+            </w:r>
+            <w:r>
+              <w:rPr>
+                <w:rFonts w:hint="eastAsia"/>
+                <w:color w:val="262626"/>
+                <w:lang w:val="en-US" w:eastAsia="zh-CN"/>
+              </w:rPr>
+              <w:t>3</w:t>
+            </w:r>
+            <w:r>
+              <w:rPr>
+                <w:rFonts w:hint="eastAsia"/>
+                <w:color w:val="262626"/>
+              </w:rPr>
+              <w:t>)}}</w:t>
+            </w:r>
+          </w:p>
+        </w:tc>
+        <w:tc>
+          <w:tcPr>
+            <w:tcW w:w="962" w:type="dxa"/>
+            <w:tcBorders>
+              <w:right w:val="nil"/>
+            </w:tcBorders>
+            <w:shd w:val="clear" w:color="auto" w:fill="auto"/>
+            <w:tcMar>
+              <w:top w:w="28" w:type="dxa"/>
+              <w:left w:w="108" w:type="dxa"/>
+              <w:bottom w:w="28" w:type="dxa"/>
+              <w:right w:w="108" w:type="dxa"/>
+            </w:tcMar>
+            <w:vAlign w:val="center"/>
+          </w:tcPr>
+          <w:p>
+            <w:pPr>
+              <w:jc w:val="left"/>
+              <w:rPr>
+                <w:color w:val="262626"/>
+              </w:rPr>
+            </w:pPr>
+            <w:r>
+              <w:rPr>
+                <w:rFonts w:hint="eastAsia"/>
+                <w:color w:val="262626"/>
+              </w:rPr>
               <w:t>审核者：</w:t>
+            </w:r>
+          </w:p>
+        </w:tc>
+        <w:tc>
+          <w:tcPr>
+            <w:tcW w:w="4283" w:type="dxa"/>
+            <w:tcBorders>
+              <w:left w:val="nil"/>
+            </w:tcBorders>
+            <w:shd w:val="clear" w:color="auto" w:fill="auto"/>
+            <w:tcMar>
+              <w:top w:w="28" w:type="dxa"/>
+              <w:left w:w="108" w:type="dxa"/>
+              <w:bottom w:w="28" w:type="dxa"/>
+              <w:right w:w="108" w:type="dxa"/>
+            </w:tcMar>
+            <w:vAlign w:val="center"/>
+          </w:tcPr>
+          <w:p>
+            <w:pPr>
+              <w:jc w:val="left"/>
+              <w:rPr>
+                <w:rFonts w:hint="eastAsia"/>
+                <w:color w:val="262626"/>
+              </w:rPr>
+            </w:pPr>
+            <w:r>
+              <w:rPr>
+                <w:rFonts w:hint="eastAsia"/>
+                <w:color w:val="262626"/>
+              </w:rPr>
+              <w:t>{{"ty_tianjin2"|sign(</w:t>
+            </w:r>
+            <w:r>
+              <w:rPr>
+                <w:rFonts w:hint="eastAsia"/>
+                <w:color w:val="262626"/>
+                <w:lang w:val="en-US" w:eastAsia="zh-CN"/>
+              </w:rPr>
+              <w:t>49</w:t>
+            </w:r>
+            <w:r>
+              <w:rPr>
+                <w:rFonts w:hint="eastAsia"/>
+                <w:color w:val="262626"/>
+              </w:rPr>
+              <w:t>,</w:t>
+            </w:r>
+            <w:r>
+              <w:rPr>
+                <w:rFonts w:hint="eastAsia"/>
+                <w:color w:val="262626"/>
+                <w:lang w:val="en-US" w:eastAsia="zh-CN"/>
+              </w:rPr>
+              <w:t>27</w:t>
+            </w:r>
+            <w:r>
+              <w:rPr>
+                <w:rFonts w:hint="eastAsia"/>
+                <w:color w:val="262626"/>
+              </w:rPr>
+              <w:t>)}}</w:t>
             </w:r>
           </w:p>
         </w:tc>
@@ -7503,13 +7448,13 @@
           </w:tblCellMar>
         </w:tblPrEx>
         <w:trPr>
-          <w:trHeight w:val="227" w:hRule="atLeast"/>
+          <w:trHeight w:val="510" w:hRule="atLeast"/>
           <w:jc w:val="center"/>
         </w:trPr>
         <w:tc>
           <w:tcPr>
             <w:tcW w:w="9781" w:type="dxa"/>
-            <w:gridSpan w:val="2"/>
+            <w:gridSpan w:val="4"/>
             <w:shd w:val="clear" w:color="auto" w:fill="auto"/>
             <w:tcMar>
               <w:top w:w="28" w:type="dxa"/>
@@ -7517,10 +7462,11 @@
               <w:bottom w:w="28" w:type="dxa"/>
               <w:right w:w="108" w:type="dxa"/>
             </w:tcMar>
-            <w:vAlign w:val="top"/>
-          </w:tcPr>
-          <w:p>
-            <w:pPr>
+            <w:vAlign w:val="center"/>
+          </w:tcPr>
+          <w:p>
+            <w:pPr>
+              <w:jc w:val="left"/>
               <w:rPr>
                 <w:rFonts w:hint="default" w:eastAsia="微软雅黑"/>
                 <w:color w:val="262626"/>
@@ -7648,8 +7594,10 @@
         </w:tblCellMar>
       </w:tblPr>
       <w:tblGrid>
-        <w:gridCol w:w="4536"/>
-        <w:gridCol w:w="5245"/>
+        <w:gridCol w:w="1058"/>
+        <w:gridCol w:w="3478"/>
+        <w:gridCol w:w="962"/>
+        <w:gridCol w:w="4283"/>
       </w:tblGrid>
       <w:tr>
         <w:tblPrEx>
@@ -7669,12 +7617,15 @@
           </w:tblCellMar>
         </w:tblPrEx>
         <w:trPr>
-          <w:trHeight w:val="227" w:hRule="atLeast"/>
+          <w:trHeight w:val="510" w:hRule="atLeast"/>
           <w:jc w:val="center"/>
         </w:trPr>
         <w:tc>
           <w:tcPr>
-            <w:tcW w:w="4536" w:type="dxa"/>
+            <w:tcW w:w="1058" w:type="dxa"/>
+            <w:tcBorders>
+              <w:right w:val="nil"/>
+            </w:tcBorders>
             <w:shd w:val="clear" w:color="auto" w:fill="auto"/>
             <w:tcMar>
               <w:top w:w="28" w:type="dxa"/>
@@ -7682,10 +7633,11 @@
               <w:bottom w:w="28" w:type="dxa"/>
               <w:right w:w="108" w:type="dxa"/>
             </w:tcMar>
-            <w:vAlign w:val="top"/>
-          </w:tcPr>
-          <w:p>
-            <w:pPr>
+            <w:vAlign w:val="center"/>
+          </w:tcPr>
+          <w:p>
+            <w:pPr>
+              <w:jc w:val="left"/>
               <w:rPr>
                 <w:color w:val="262626"/>
               </w:rPr>
@@ -7697,149 +7649,14 @@
               </w:rPr>
               <w:t>检测者：</w:t>
             </w:r>
-            <w:r>
-              <w:rPr>
-                <w:sz w:val="24"/>
-              </w:rPr>
-              <mc:AlternateContent>
-                <mc:Choice Requires="wpg">
-                  <w:drawing>
-                    <wp:anchor distT="0" distB="0" distL="114300" distR="114300" simplePos="0" relativeHeight="251667456" behindDoc="0" locked="0" layoutInCell="1" allowOverlap="1">
-                      <wp:simplePos x="0" y="0"/>
-                      <wp:positionH relativeFrom="column">
-                        <wp:posOffset>619760</wp:posOffset>
-                      </wp:positionH>
-                      <wp:positionV relativeFrom="paragraph">
-                        <wp:posOffset>-96520</wp:posOffset>
-                      </wp:positionV>
-                      <wp:extent cx="3439795" cy="431800"/>
-                      <wp:effectExtent l="0" t="0" r="0" b="0"/>
-                      <wp:wrapNone/>
-                      <wp:docPr id="17" name="组合 17"/>
-                      <wp:cNvGraphicFramePr/>
-                      <a:graphic xmlns:a="http://schemas.openxmlformats.org/drawingml/2006/main">
-                        <a:graphicData uri="http://schemas.microsoft.com/office/word/2010/wordprocessingGroup">
-                          <wpg:wgp>
-                            <wpg:cNvGrpSpPr/>
-                            <wpg:grpSpPr>
-                              <a:xfrm>
-                                <a:off x="0" y="0"/>
-                                <a:ext cx="3439795" cy="431800"/>
-                                <a:chOff x="9633" y="114512"/>
-                                <a:chExt cx="5417" cy="680"/>
-                              </a:xfrm>
-                            </wpg:grpSpPr>
-                            <pic:pic xmlns:pic="http://schemas.openxmlformats.org/drawingml/2006/picture">
-                              <pic:nvPicPr>
-                                <pic:cNvPr id="15" name="图片 1"/>
-                                <pic:cNvPicPr>
-                                  <a:picLocks noChangeAspect="1"/>
-                                </pic:cNvPicPr>
-                              </pic:nvPicPr>
-                              <pic:blipFill>
-                                <a:blip r:embed="rId12">
-                                  <a:clrChange>
-                                    <a:clrFrom>
-                                      <a:srgbClr val="FFFFFF">
-                                        <a:alpha val="100000"/>
-                                      </a:srgbClr>
-                                    </a:clrFrom>
-                                    <a:clrTo>
-                                      <a:srgbClr val="FFFFFF">
-                                        <a:alpha val="100000"/>
-                                        <a:alpha val="0"/>
-                                      </a:srgbClr>
-                                    </a:clrTo>
-                                  </a:clrChange>
-                                </a:blip>
-                                <a:srcRect l="10922" t="11667"/>
-                                <a:stretch>
-                                  <a:fillRect/>
-                                </a:stretch>
-                              </pic:blipFill>
-                              <pic:spPr>
-                                <a:xfrm>
-                                  <a:off x="9633" y="114512"/>
-                                  <a:ext cx="1262" cy="680"/>
-                                </a:xfrm>
-                                <a:prstGeom prst="rect">
-                                  <a:avLst/>
-                                </a:prstGeom>
-                                <a:noFill/>
-                                <a:ln>
-                                  <a:noFill/>
-                                </a:ln>
-                              </pic:spPr>
-                            </pic:pic>
-                            <pic:pic xmlns:pic="http://schemas.openxmlformats.org/drawingml/2006/picture">
-                              <pic:nvPicPr>
-                                <pic:cNvPr id="11" name="图片 11" descr="王建丽"/>
-                                <pic:cNvPicPr>
-                                  <a:picLocks noChangeAspect="1"/>
-                                </pic:cNvPicPr>
-                              </pic:nvPicPr>
-                              <pic:blipFill>
-                                <a:blip r:embed="rId11">
-                                  <a:clrChange>
-                                    <a:clrFrom>
-                                      <a:srgbClr val="FFFFFF">
-                                        <a:alpha val="100000"/>
-                                      </a:srgbClr>
-                                    </a:clrFrom>
-                                    <a:clrTo>
-                                      <a:srgbClr val="FFFFFF">
-                                        <a:alpha val="100000"/>
-                                        <a:alpha val="0"/>
-                                      </a:srgbClr>
-                                    </a:clrTo>
-                                  </a:clrChange>
-                                </a:blip>
-                                <a:stretch>
-                                  <a:fillRect/>
-                                </a:stretch>
-                              </pic:blipFill>
-                              <pic:spPr>
-                                <a:xfrm>
-                                  <a:off x="14048" y="114524"/>
-                                  <a:ext cx="1002" cy="567"/>
-                                </a:xfrm>
-                                <a:prstGeom prst="rect">
-                                  <a:avLst/>
-                                </a:prstGeom>
-                              </pic:spPr>
-                            </pic:pic>
-                          </wpg:wgp>
-                        </a:graphicData>
-                      </a:graphic>
-                    </wp:anchor>
-                  </w:drawing>
-                </mc:Choice>
-                <mc:Fallback>
-                  <w:pict>
-                    <v:group id="_x0000_s1026" o:spid="_x0000_s1026" o:spt="203" style="position:absolute;left:0pt;margin-left:48.8pt;margin-top:-7.6pt;height:34pt;width:270.85pt;z-index:251667456;mso-width-relative:page;mso-height-relative:page;" coordorigin="9633,114512" coordsize="5417,680" o:gfxdata="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">
-                      <o:lock v:ext="edit" aspectratio="f"/>
-                      <v:shape id="图片 1" o:spid="_x0000_s1026" o:spt="75" type="#_x0000_t75" style="position:absolute;left:9633;top:114512;height:680;width:1262;" filled="f" o:preferrelative="t" stroked="f" coordsize="21600,21600" o:gfxdata="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">
-                        <v:fill on="f" focussize="0,0"/>
-                        <v:stroke on="f"/>
-                        <v:imagedata r:id="rId12" cropleft="7158f" croptop="7646f" chromakey="#FFFFFF" o:title=""/>
-                        <o:lock v:ext="edit" aspectratio="t"/>
-                      </v:shape>
-                      <v:shape id="_x0000_s1026" o:spid="_x0000_s1026" o:spt="75" alt="王建丽" type="#_x0000_t75" style="position:absolute;left:14048;top:114524;height:567;width:1002;" filled="f" o:preferrelative="t" stroked="f" coordsize="21600,21600" o:gfxdata="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">
-                        <v:fill on="f" focussize="0,0"/>
-                        <v:stroke on="f"/>
-                        <v:imagedata r:id="rId11" chromakey="#FFFFFF" o:title=""/>
-                        <o:lock v:ext="edit" aspectratio="t"/>
-                      </v:shape>
-                    </v:group>
-                  </w:pict>
-                </mc:Fallback>
-              </mc:AlternateContent>
-            </w:r>
-          </w:p>
-        </w:tc>
-        <w:tc>
-          <w:tcPr>
-            <w:tcW w:w="5245" w:type="dxa"/>
+          </w:p>
+        </w:tc>
+        <w:tc>
+          <w:tcPr>
+            <w:tcW w:w="3478" w:type="dxa"/>
+            <w:tcBorders>
+              <w:left w:val="nil"/>
+            </w:tcBorders>
             <w:shd w:val="clear" w:color="auto" w:fill="auto"/>
             <w:tcMar>
               <w:top w:w="28" w:type="dxa"/>
@@ -7847,20 +7664,162 @@
               <w:bottom w:w="28" w:type="dxa"/>
               <w:right w:w="108" w:type="dxa"/>
             </w:tcMar>
-            <w:vAlign w:val="top"/>
-          </w:tcPr>
-          <w:p>
-            <w:pPr>
-              <w:rPr>
-                <w:color w:val="262626"/>
-              </w:rPr>
-            </w:pPr>
-            <w:r>
+            <w:vAlign w:val="center"/>
+          </w:tcPr>
+          <w:p>
+            <w:pPr>
+              <w:jc w:val="left"/>
               <w:rPr>
                 <w:rFonts w:hint="eastAsia"/>
                 <w:color w:val="262626"/>
               </w:rPr>
+            </w:pPr>
+            <w:r>
+              <w:rPr>
+                <w:rFonts w:hint="eastAsia"/>
+                <w:color w:val="262626"/>
+              </w:rPr>
+              <w:t>{{"ty_guangzhou1"|sign(</w:t>
+            </w:r>
+            <w:r>
+              <w:rPr>
+                <w:rFonts w:hint="eastAsia"/>
+                <w:color w:val="262626"/>
+                <w:lang w:val="en-US" w:eastAsia="zh-CN"/>
+              </w:rPr>
+              <w:t>46</w:t>
+            </w:r>
+            <w:r>
+              <w:rPr>
+                <w:rFonts w:hint="eastAsia"/>
+                <w:color w:val="262626"/>
+              </w:rPr>
+              <w:t>,</w:t>
+            </w:r>
+            <w:r>
+              <w:rPr>
+                <w:rFonts w:hint="eastAsia"/>
+                <w:color w:val="262626"/>
+                <w:lang w:val="en-US" w:eastAsia="zh-CN"/>
+              </w:rPr>
+              <w:t>25</w:t>
+            </w:r>
+            <w:r>
+              <w:rPr>
+                <w:rFonts w:hint="eastAsia"/>
+                <w:color w:val="262626"/>
+              </w:rPr>
+              <w:t>)}}</w:t>
+            </w:r>
+          </w:p>
+        </w:tc>
+        <w:tc>
+          <w:tcPr>
+            <w:tcW w:w="962" w:type="dxa"/>
+            <w:tcBorders>
+              <w:right w:val="nil"/>
+            </w:tcBorders>
+            <w:shd w:val="clear" w:color="auto" w:fill="auto"/>
+            <w:tcMar>
+              <w:top w:w="28" w:type="dxa"/>
+              <w:left w:w="108" w:type="dxa"/>
+              <w:bottom w:w="28" w:type="dxa"/>
+              <w:right w:w="108" w:type="dxa"/>
+            </w:tcMar>
+            <w:vAlign w:val="center"/>
+          </w:tcPr>
+          <w:p>
+            <w:pPr>
+              <w:jc w:val="left"/>
+              <w:rPr>
+                <w:color w:val="262626"/>
+              </w:rPr>
+            </w:pPr>
+            <w:r>
+              <w:rPr>
+                <w:rFonts w:hint="eastAsia"/>
+                <w:color w:val="262626"/>
+              </w:rPr>
               <w:t>审核者：</w:t>
+            </w:r>
+          </w:p>
+        </w:tc>
+        <w:tc>
+          <w:tcPr>
+            <w:tcW w:w="4283" w:type="dxa"/>
+            <w:tcBorders>
+              <w:left w:val="nil"/>
+            </w:tcBorders>
+            <w:shd w:val="clear" w:color="auto" w:fill="auto"/>
+            <w:tcMar>
+              <w:top w:w="28" w:type="dxa"/>
+              <w:left w:w="108" w:type="dxa"/>
+              <w:bottom w:w="28" w:type="dxa"/>
+              <w:right w:w="108" w:type="dxa"/>
+            </w:tcMar>
+            <w:vAlign w:val="center"/>
+          </w:tcPr>
+          <w:p>
+            <w:pPr>
+              <w:jc w:val="left"/>
+              <w:rPr>
+                <w:rFonts w:hint="eastAsia"/>
+                <w:color w:val="262626"/>
+              </w:rPr>
+            </w:pPr>
+            <w:r>
+              <w:rPr>
+                <w:rFonts w:hint="eastAsia"/>
+                <w:color w:val="262626"/>
+              </w:rPr>
+              <w:t>{{"</w:t>
+            </w:r>
+            <w:r>
+              <w:rPr>
+                <w:rFonts w:hint="eastAsia" w:ascii="微软雅黑" w:hAnsi="微软雅黑" w:eastAsia="微软雅黑" w:cs="微软雅黑"/>
+                <w:b w:val="0"/>
+                <w:bCs w:val="0"/>
+                <w:sz w:val="20"/>
+                <w:szCs w:val="20"/>
+              </w:rPr>
+              <w:t>ty_guangzhou</w:t>
+            </w:r>
+            <w:r>
+              <w:rPr>
+                <w:rFonts w:hint="eastAsia"/>
+                <w:color w:val="262626"/>
+              </w:rPr>
+              <w:t>2"|sign(</w:t>
+            </w:r>
+            <w:r>
+              <w:rPr>
+                <w:rFonts w:hint="eastAsia"/>
+                <w:color w:val="262626"/>
+                <w:lang w:val="en-US" w:eastAsia="zh-CN"/>
+              </w:rPr>
+              <w:t>49</w:t>
+            </w:r>
+            <w:r>
+              <w:rPr>
+                <w:rFonts w:hint="eastAsia"/>
+                <w:color w:val="262626"/>
+              </w:rPr>
+              <w:t>,</w:t>
+            </w:r>
+            <w:r>
+              <w:rPr>
+                <w:rFonts w:hint="eastAsia"/>
+                <w:color w:val="262626"/>
+                <w:lang w:val="en-US" w:eastAsia="zh-CN"/>
+              </w:rPr>
+              <w:t>27</w:t>
+            </w:r>
+            <w:r>
+              <w:rPr>
+                <w:rFonts w:hint="eastAsia"/>
+                <w:color w:val="262626"/>
+              </w:rPr>
+              <w:t>)}}</w:t>
             </w:r>
           </w:p>
         </w:tc>
@@ -7883,13 +7842,13 @@
           </w:tblCellMar>
         </w:tblPrEx>
         <w:trPr>
-          <w:trHeight w:val="227" w:hRule="atLeast"/>
+          <w:trHeight w:val="510" w:hRule="atLeast"/>
           <w:jc w:val="center"/>
         </w:trPr>
         <w:tc>
           <w:tcPr>
             <w:tcW w:w="9781" w:type="dxa"/>
-            <w:gridSpan w:val="2"/>
+            <w:gridSpan w:val="4"/>
             <w:shd w:val="clear" w:color="auto" w:fill="auto"/>
             <w:tcMar>
               <w:top w:w="28" w:type="dxa"/>
@@ -7897,10 +7856,11 @@
               <w:bottom w:w="28" w:type="dxa"/>
               <w:right w:w="108" w:type="dxa"/>
             </w:tcMar>
-            <w:vAlign w:val="top"/>
-          </w:tcPr>
-          <w:p>
-            <w:pPr>
+            <w:vAlign w:val="center"/>
+          </w:tcPr>
+          <w:p>
+            <w:pPr>
+              <w:jc w:val="left"/>
               <w:rPr>
                 <w:rFonts w:hint="default" w:eastAsia="微软雅黑"/>
                 <w:color w:val="262626"/>
@@ -8037,14 +7997,14 @@
       </w:pPr>
       <w:bookmarkStart w:id="3" w:name="_Toc15882"/>
       <w:bookmarkStart w:id="4" w:name="_Toc149837260"/>
-      <w:bookmarkStart w:id="5" w:name="_Toc17410"/>
-      <w:bookmarkStart w:id="6" w:name="_Toc6221_WPSOffice_Level2"/>
-      <w:bookmarkStart w:id="7" w:name="_Toc7551_WPSOffice_Level2"/>
-      <w:bookmarkStart w:id="8" w:name="_Toc4339"/>
-      <w:bookmarkStart w:id="9" w:name="_Toc1549"/>
-      <w:bookmarkStart w:id="10" w:name="_Toc24888"/>
-      <w:bookmarkStart w:id="11" w:name="_Toc25737"/>
-      <w:bookmarkStart w:id="12" w:name="_Toc626"/>
+      <w:bookmarkStart w:id="5" w:name="_Toc626"/>
+      <w:bookmarkStart w:id="6" w:name="_Toc24888"/>
+      <w:bookmarkStart w:id="7" w:name="_Toc6221_WPSOffice_Level2"/>
+      <w:bookmarkStart w:id="8" w:name="_Toc25737"/>
+      <w:bookmarkStart w:id="9" w:name="_Toc17410"/>
+      <w:bookmarkStart w:id="10" w:name="_Toc7551_WPSOffice_Level2"/>
+      <w:bookmarkStart w:id="11" w:name="_Toc4339"/>
+      <w:bookmarkStart w:id="12" w:name="_Toc1549"/>
       <w:r>
         <w:rPr>
           <w:rFonts w:hint="eastAsia"/>
@@ -16942,6 +16902,12 @@
             <w:insideH w:val="single" w:color="31849B" w:sz="8" w:space="0"/>
             <w:insideV w:val="single" w:color="31849B" w:sz="8" w:space="0"/>
           </w:tblBorders>
+          <w:tblCellMar>
+            <w:top w:w="0" w:type="dxa"/>
+            <w:left w:w="108" w:type="dxa"/>
+            <w:bottom w:w="0" w:type="dxa"/>
+            <w:right w:w="108" w:type="dxa"/>
+          </w:tblCellMar>
         </w:tblPrEx>
         <w:trPr>
           <w:trHeight w:val="329" w:hRule="atLeast"/>
@@ -17015,12 +16981,6 @@
             <w:insideH w:val="single" w:color="31849B" w:sz="8" w:space="0"/>
             <w:insideV w:val="single" w:color="31849B" w:sz="8" w:space="0"/>
           </w:tblBorders>
-          <w:tblCellMar>
-            <w:top w:w="0" w:type="dxa"/>
-            <w:left w:w="108" w:type="dxa"/>
-            <w:bottom w:w="0" w:type="dxa"/>
-            <w:right w:w="108" w:type="dxa"/>
-          </w:tblCellMar>
         </w:tblPrEx>
         <w:tc>
           <w:tcPr>
@@ -18138,103 +18098,103 @@
                 <w:szCs w:val="21"/>
                 <w:lang w:val="en-US" w:eastAsia="zh-CN"/>
               </w:rPr>
+              <w:t>5</w:t>
+            </w:r>
+            <w:r>
+              <w:rPr>
+                <w:rFonts w:hint="default" w:ascii="Times New Roman" w:hAnsi="Times New Roman" w:eastAsia="微软雅黑" w:cs="Times New Roman"/>
+                <w:color w:val="262626"/>
+                <w:sz w:val="21"/>
+                <w:szCs w:val="21"/>
+                <w:lang w:val="en-US" w:eastAsia="zh-CN"/>
+              </w:rPr>
+              <w:t>0 %}合格</w:t>
+            </w:r>
+            <w:r>
+              <w:rPr>
+                <w:rFonts w:hint="eastAsia" w:ascii="Times New Roman" w:hAnsi="Times New Roman" w:cs="Times New Roman"/>
+                <w:color w:val="262626"/>
+                <w:sz w:val="21"/>
+                <w:szCs w:val="21"/>
+                <w:lang w:val="en-US" w:eastAsia="zh-CN"/>
+              </w:rPr>
+              <w:t xml:space="preserve">{% elif </w:t>
+            </w:r>
+            <w:r>
+              <w:rPr>
+                <w:rFonts w:hint="default" w:ascii="Times New Roman" w:hAnsi="Times New Roman" w:eastAsia="微软雅黑" w:cs="Times New Roman"/>
+                <w:snapToGrid/>
+                <w:color w:val="262626"/>
+                <w:kern w:val="2"/>
+                <w:sz w:val="21"/>
+                <w:szCs w:val="21"/>
+                <w:lang w:val="en-US" w:eastAsia="zh-CN" w:bidi="ar"/>
+              </w:rPr>
+              <w:t xml:space="preserve">DNA_total </w:t>
+            </w:r>
+            <w:r>
+              <w:rPr>
+                <w:rFonts w:hint="default" w:ascii="Times New Roman" w:hAnsi="Times New Roman" w:eastAsia="微软雅黑" w:cs="Times New Roman"/>
+                <w:color w:val="262626"/>
+                <w:sz w:val="21"/>
+                <w:szCs w:val="21"/>
+                <w:lang w:val="en-US" w:eastAsia="zh-CN"/>
+              </w:rPr>
+              <w:t xml:space="preserve">and </w:t>
+            </w:r>
+            <w:r>
+              <w:rPr>
+                <w:rFonts w:hint="default" w:ascii="Times New Roman" w:hAnsi="Times New Roman" w:eastAsia="微软雅黑" w:cs="Times New Roman"/>
+                <w:color w:val="262626"/>
+                <w:kern w:val="2"/>
+                <w:sz w:val="21"/>
+                <w:szCs w:val="21"/>
+                <w:lang w:val="en-US" w:eastAsia="zh-CN" w:bidi="ar-SA"/>
+              </w:rPr>
+              <w:t>(</w:t>
+            </w:r>
+            <w:r>
+              <w:rPr>
+                <w:rFonts w:hint="default" w:ascii="Times New Roman" w:hAnsi="Times New Roman" w:eastAsia="微软雅黑" w:cs="Times New Roman"/>
+                <w:snapToGrid/>
+                <w:color w:val="262626"/>
+                <w:kern w:val="2"/>
+                <w:sz w:val="21"/>
+                <w:szCs w:val="21"/>
+                <w:lang w:val="en-US" w:eastAsia="zh-CN" w:bidi="ar"/>
+              </w:rPr>
+              <w:t>DNA_total</w:t>
+            </w:r>
+            <w:r>
+              <w:rPr>
+                <w:rFonts w:hint="default" w:ascii="Times New Roman" w:hAnsi="Times New Roman" w:eastAsia="微软雅黑" w:cs="Times New Roman"/>
+                <w:color w:val="262626"/>
+                <w:kern w:val="2"/>
+                <w:sz w:val="21"/>
+                <w:szCs w:val="21"/>
+                <w:lang w:val="en-US" w:eastAsia="zh-CN" w:bidi="ar-SA"/>
+              </w:rPr>
+              <w:t>|percent_to_float)</w:t>
+            </w:r>
+            <w:r>
+              <w:rPr>
+                <w:rFonts w:hint="default" w:ascii="Times New Roman" w:hAnsi="Times New Roman" w:eastAsia="微软雅黑" w:cs="Times New Roman"/>
+                <w:color w:val="262626"/>
+                <w:sz w:val="21"/>
+                <w:szCs w:val="21"/>
+                <w:lang w:val="en-US" w:eastAsia="zh-CN"/>
+              </w:rPr>
+              <w:t xml:space="preserve"> &gt;= </w:t>
+            </w:r>
+            <w:r>
+              <w:rPr>
+                <w:rFonts w:hint="eastAsia" w:ascii="Times New Roman" w:hAnsi="Times New Roman" w:cs="Times New Roman"/>
+                <w:color w:val="262626"/>
+                <w:sz w:val="21"/>
+                <w:szCs w:val="21"/>
+                <w:lang w:val="en-US" w:eastAsia="zh-CN"/>
+              </w:rPr>
               <w:t>1</w:t>
-            </w:r>
-            <w:r>
-              <w:rPr>
-                <w:rFonts w:hint="default" w:ascii="Times New Roman" w:hAnsi="Times New Roman" w:eastAsia="微软雅黑" w:cs="Times New Roman"/>
-                <w:color w:val="262626"/>
-                <w:sz w:val="21"/>
-                <w:szCs w:val="21"/>
-                <w:lang w:val="en-US" w:eastAsia="zh-CN"/>
-              </w:rPr>
-              <w:t>00 %}合格</w:t>
-            </w:r>
-            <w:r>
-              <w:rPr>
-                <w:rFonts w:hint="eastAsia" w:ascii="Times New Roman" w:hAnsi="Times New Roman" w:cs="Times New Roman"/>
-                <w:color w:val="262626"/>
-                <w:sz w:val="21"/>
-                <w:szCs w:val="21"/>
-                <w:lang w:val="en-US" w:eastAsia="zh-CN"/>
-              </w:rPr>
-              <w:t xml:space="preserve">{% elif </w:t>
-            </w:r>
-            <w:r>
-              <w:rPr>
-                <w:rFonts w:hint="default" w:ascii="Times New Roman" w:hAnsi="Times New Roman" w:eastAsia="微软雅黑" w:cs="Times New Roman"/>
-                <w:snapToGrid/>
-                <w:color w:val="262626"/>
-                <w:kern w:val="2"/>
-                <w:sz w:val="21"/>
-                <w:szCs w:val="21"/>
-                <w:lang w:val="en-US" w:eastAsia="zh-CN" w:bidi="ar"/>
-              </w:rPr>
-              <w:t xml:space="preserve">DNA_total </w:t>
-            </w:r>
-            <w:r>
-              <w:rPr>
-                <w:rFonts w:hint="default" w:ascii="Times New Roman" w:hAnsi="Times New Roman" w:eastAsia="微软雅黑" w:cs="Times New Roman"/>
-                <w:color w:val="262626"/>
-                <w:sz w:val="21"/>
-                <w:szCs w:val="21"/>
-                <w:lang w:val="en-US" w:eastAsia="zh-CN"/>
-              </w:rPr>
-              <w:t xml:space="preserve">and </w:t>
-            </w:r>
-            <w:r>
-              <w:rPr>
-                <w:rFonts w:hint="default" w:ascii="Times New Roman" w:hAnsi="Times New Roman" w:eastAsia="微软雅黑" w:cs="Times New Roman"/>
-                <w:color w:val="262626"/>
-                <w:kern w:val="2"/>
-                <w:sz w:val="21"/>
-                <w:szCs w:val="21"/>
-                <w:lang w:val="en-US" w:eastAsia="zh-CN" w:bidi="ar-SA"/>
-              </w:rPr>
-              <w:t>(</w:t>
-            </w:r>
-            <w:r>
-              <w:rPr>
-                <w:rFonts w:hint="default" w:ascii="Times New Roman" w:hAnsi="Times New Roman" w:eastAsia="微软雅黑" w:cs="Times New Roman"/>
-                <w:snapToGrid/>
-                <w:color w:val="262626"/>
-                <w:kern w:val="2"/>
-                <w:sz w:val="21"/>
-                <w:szCs w:val="21"/>
-                <w:lang w:val="en-US" w:eastAsia="zh-CN" w:bidi="ar"/>
-              </w:rPr>
-              <w:t>DNA_total</w:t>
-            </w:r>
-            <w:r>
-              <w:rPr>
-                <w:rFonts w:hint="default" w:ascii="Times New Roman" w:hAnsi="Times New Roman" w:eastAsia="微软雅黑" w:cs="Times New Roman"/>
-                <w:color w:val="262626"/>
-                <w:kern w:val="2"/>
-                <w:sz w:val="21"/>
-                <w:szCs w:val="21"/>
-                <w:lang w:val="en-US" w:eastAsia="zh-CN" w:bidi="ar-SA"/>
-              </w:rPr>
-              <w:t>|percent_to_float)</w:t>
-            </w:r>
-            <w:r>
-              <w:rPr>
-                <w:rFonts w:hint="default" w:ascii="Times New Roman" w:hAnsi="Times New Roman" w:eastAsia="微软雅黑" w:cs="Times New Roman"/>
-                <w:color w:val="262626"/>
-                <w:sz w:val="21"/>
-                <w:szCs w:val="21"/>
-                <w:lang w:val="en-US" w:eastAsia="zh-CN"/>
-              </w:rPr>
-              <w:t xml:space="preserve"> &gt;= </w:t>
-            </w:r>
-            <w:r>
-              <w:rPr>
-                <w:rFonts w:hint="eastAsia" w:ascii="Times New Roman" w:hAnsi="Times New Roman" w:cs="Times New Roman"/>
-                <w:color w:val="262626"/>
-                <w:sz w:val="21"/>
-                <w:szCs w:val="21"/>
-                <w:lang w:val="en-US" w:eastAsia="zh-CN"/>
-              </w:rPr>
-              <w:t>2</w:t>
             </w:r>
             <w:r>
               <w:rPr>
@@ -18539,7 +18499,47 @@
                 <w:szCs w:val="21"/>
                 <w:lang w:val="en-US" w:eastAsia="zh-CN"/>
               </w:rPr>
-              <w:t xml:space="preserve"> in [‘A’, ‘B’, ‘C’] %}合格</w:t>
+              <w:t xml:space="preserve"> in [‘</w:t>
+            </w:r>
+            <w:r>
+              <w:rPr>
+                <w:rFonts w:hint="eastAsia" w:ascii="Times New Roman" w:hAnsi="Times New Roman" w:cs="Times New Roman"/>
+                <w:color w:val="262626"/>
+                <w:sz w:val="21"/>
+                <w:szCs w:val="21"/>
+                <w:lang w:val="en-US" w:eastAsia="zh-CN"/>
+              </w:rPr>
+              <w:t>1</w:t>
+            </w:r>
+            <w:r>
+              <w:rPr>
+                <w:rFonts w:hint="default" w:ascii="Times New Roman" w:hAnsi="Times New Roman" w:eastAsia="微软雅黑" w:cs="Times New Roman"/>
+                <w:color w:val="262626"/>
+                <w:sz w:val="21"/>
+                <w:szCs w:val="21"/>
+                <w:lang w:val="en-US" w:eastAsia="zh-CN"/>
+              </w:rPr>
+              <w:t>’, ‘</w:t>
+            </w:r>
+            <w:r>
+              <w:rPr>
+                <w:rFonts w:hint="eastAsia" w:ascii="Times New Roman" w:hAnsi="Times New Roman" w:cs="Times New Roman"/>
+                <w:color w:val="262626"/>
+                <w:sz w:val="21"/>
+                <w:szCs w:val="21"/>
+                <w:lang w:val="en-US" w:eastAsia="zh-CN"/>
+              </w:rPr>
+              <w:t>2</w:t>
+            </w:r>
+            <w:r>
+              <w:rPr>
+                <w:rFonts w:hint="default" w:ascii="Times New Roman" w:hAnsi="Times New Roman" w:eastAsia="微软雅黑" w:cs="Times New Roman"/>
+                <w:color w:val="262626"/>
+                <w:sz w:val="21"/>
+                <w:szCs w:val="21"/>
+                <w:lang w:val="en-US" w:eastAsia="zh-CN"/>
+              </w:rPr>
+              <w:t>’] %}合格</w:t>
             </w:r>
             <w:r>
               <w:rPr>
@@ -18817,7 +18817,27 @@
                 <w:szCs w:val="21"/>
                 <w:lang w:val="en-US" w:eastAsia="zh-CN"/>
               </w:rPr>
-              <w:t xml:space="preserve"> &gt;= 500 %}合格{% else %}不合格{% endif %}</w:t>
+              <w:t xml:space="preserve"> &gt;= </w:t>
+            </w:r>
+            <w:r>
+              <w:rPr>
+                <w:rFonts w:hint="eastAsia" w:ascii="Times New Roman" w:hAnsi="Times New Roman" w:cs="Times New Roman"/>
+                <w:color w:val="262626"/>
+                <w:sz w:val="21"/>
+                <w:szCs w:val="21"/>
+                <w:lang w:val="en-US" w:eastAsia="zh-CN"/>
+              </w:rPr>
+              <w:t>32</w:t>
+            </w:r>
+            <w:r>
+              <w:rPr>
+                <w:rFonts w:hint="default" w:ascii="Times New Roman" w:hAnsi="Times New Roman" w:eastAsia="微软雅黑" w:cs="Times New Roman"/>
+                <w:color w:val="262626"/>
+                <w:sz w:val="21"/>
+                <w:szCs w:val="21"/>
+                <w:lang w:val="en-US" w:eastAsia="zh-CN"/>
+              </w:rPr>
+              <w:t>0 %}合格{% else %}不合格{% endif %}</w:t>
             </w:r>
           </w:p>
         </w:tc>
@@ -20096,12 +20116,10 @@
         <w:textAlignment w:val="auto"/>
         <w:rPr>
           <w:rFonts w:hint="default" w:ascii="Times New Roman" w:hAnsi="Times New Roman" w:eastAsia="微软雅黑" w:cs="Times New Roman"/>
-          <w:b/>
-          <w:bCs/>
           <w:color w:val="262626"/>
           <w:sz w:val="18"/>
           <w:szCs w:val="18"/>
-          <w:lang w:eastAsia="zh-CN"/>
+          <w:lang w:val="en-US" w:eastAsia="zh-CN"/>
         </w:rPr>
       </w:pPr>
       <w:r>
@@ -20116,14 +20134,38 @@
         </w:rPr>
         <w:t>注：</w:t>
       </w:r>
+      <w:r>
+        <w:rPr>
+          <w:rFonts w:hint="default" w:ascii="Times New Roman" w:hAnsi="Times New Roman" w:eastAsia="微软雅黑" w:cs="Times New Roman"/>
+          <w:color w:val="262626"/>
+          <w:sz w:val="18"/>
+          <w:szCs w:val="18"/>
+          <w:lang w:val="en-US" w:eastAsia="zh-CN"/>
+        </w:rPr>
+        <w:t>{% for n in note.qcNoteList %}</w:t>
+      </w:r>
     </w:p>
     <w:p>
       <w:pPr>
+        <w:keepNext w:val="0"/>
+        <w:keepLines w:val="0"/>
+        <w:pageBreakBefore w:val="0"/>
+        <w:widowControl w:val="0"/>
         <w:numPr>
           <w:ilvl w:val="0"/>
-          <w:numId w:val="0"/>
+          <w:numId w:val="9"/>
         </w:numPr>
-        <w:ind w:leftChars="0"/>
+        <w:kinsoku/>
+        <w:wordWrap/>
+        <w:overflowPunct/>
+        <w:topLinePunct w:val="0"/>
+        <w:autoSpaceDE/>
+        <w:autoSpaceDN/>
+        <w:bidi w:val="0"/>
+        <w:adjustRightInd w:val="0"/>
+        <w:snapToGrid w:val="0"/>
+        <w:ind w:left="399" w:leftChars="0" w:hanging="399" w:hangingChars="222"/>
+        <w:textAlignment w:val="auto"/>
         <w:rPr>
           <w:rFonts w:hint="default" w:ascii="Times New Roman" w:hAnsi="Times New Roman" w:eastAsia="微软雅黑" w:cs="Times New Roman"/>
           <w:color w:val="262626"/>
@@ -20140,25 +20182,8 @@
           <w:szCs w:val="18"/>
           <w:lang w:val="en-US" w:eastAsia="zh-CN"/>
         </w:rPr>
-        <w:t>{% for n in note.qcNoteList %}{{n}}</w:t>
+        <w:t>{{n}}{% endfor %}</w:t>
       </w:r>
-    </w:p>
-    <w:p>
-      <w:pPr>
-        <w:numPr>
-          <w:ilvl w:val="0"/>
-          <w:numId w:val="0"/>
-        </w:numPr>
-        <w:ind w:leftChars="0"/>
-        <w:rPr>
-          <w:rFonts w:ascii="Times New Roman" w:hAnsi="Times New Roman" w:eastAsia="微软雅黑" w:cs="Times New Roman"/>
-          <w:bCs/>
-          <w:color w:val="262626"/>
-          <w:sz w:val="18"/>
-          <w:szCs w:val="18"/>
-          <w:lang w:eastAsia="zh-CN"/>
-        </w:rPr>
-      </w:pPr>
       <w:r>
         <w:rPr>
           <w:rFonts w:hint="default" w:ascii="Times New Roman" w:hAnsi="Times New Roman" w:eastAsia="微软雅黑" w:cs="Times New Roman"/>
@@ -20167,11 +20192,6 @@
           <w:szCs w:val="18"/>
           <w:lang w:val="en-US" w:eastAsia="zh-CN"/>
         </w:rPr>
-        <w:t>{% endfor %}</w:t>
-      </w:r>
-    </w:p>
-    <w:p>
-      <w:r>
         <w:br w:type="page"/>
       </w:r>
     </w:p>
@@ -20213,7 +20233,7 @@
       <w:pPr>
         <w:numPr>
           <w:ilvl w:val="1"/>
-          <w:numId w:val="9"/>
+          <w:numId w:val="10"/>
         </w:numPr>
         <w:bidi w:val="0"/>
         <w:ind w:left="567" w:leftChars="0" w:hanging="567" w:firstLineChars="0"/>
@@ -20754,7 +20774,7 @@
       <w:pPr>
         <w:numPr>
           <w:ilvl w:val="1"/>
-          <w:numId w:val="9"/>
+          <w:numId w:val="10"/>
         </w:numPr>
         <w:bidi w:val="0"/>
         <w:ind w:left="567" w:leftChars="0" w:hanging="567" w:firstLineChars="0"/>
@@ -20803,13 +20823,13 @@
           <w:lang w:eastAsia="zh-CN"/>
         </w:rPr>
       </w:pPr>
-      <w:bookmarkStart w:id="15" w:name="_Toc6931_WPSOffice_Level2"/>
-      <w:bookmarkStart w:id="16" w:name="_Toc17111_WPSOffice_Level2"/>
-      <w:bookmarkStart w:id="17" w:name="_Toc3488_WPSOffice_Level2"/>
-      <w:bookmarkStart w:id="18" w:name="_Toc6304_WPSOffice_Level2"/>
-      <w:bookmarkStart w:id="19" w:name="_Toc19280_WPSOffice_Level2"/>
-      <w:bookmarkStart w:id="20" w:name="_Toc31515_WPSOffice_Level2"/>
-      <w:bookmarkStart w:id="21" w:name="_Toc11193_WPSOffice_Level2"/>
+      <w:bookmarkStart w:id="15" w:name="_Toc19280_WPSOffice_Level2"/>
+      <w:bookmarkStart w:id="16" w:name="_Toc3488_WPSOffice_Level2"/>
+      <w:bookmarkStart w:id="17" w:name="_Toc6304_WPSOffice_Level2"/>
+      <w:bookmarkStart w:id="18" w:name="_Toc11193_WPSOffice_Level2"/>
+      <w:bookmarkStart w:id="19" w:name="_Toc6931_WPSOffice_Level2"/>
+      <w:bookmarkStart w:id="20" w:name="_Toc17111_WPSOffice_Level2"/>
+      <w:bookmarkStart w:id="21" w:name="_Toc31515_WPSOffice_Level2"/>
       <w:r>
         <w:rPr>
           <w:rFonts w:hint="default" w:ascii="Times New Roman" w:hAnsi="Times New Roman" w:eastAsia="微软雅黑" w:cs="Times New Roman"/>
@@ -21569,7 +21589,7 @@
         <w:widowControl/>
         <w:numPr>
           <w:ilvl w:val="0"/>
-          <w:numId w:val="10"/>
+          <w:numId w:val="11"/>
         </w:numPr>
         <w:kinsoku/>
         <w:wordWrap/>
@@ -21683,7 +21703,7 @@
                     </pic:cNvPicPr>
                   </pic:nvPicPr>
                   <pic:blipFill>
-                    <a:blip r:embed="rId13"/>
+                    <a:blip r:embed="rId10"/>
                     <a:stretch>
                       <a:fillRect/>
                     </a:stretch>
@@ -22497,6 +22517,25 @@
     </w:lvl>
   </w:abstractNum>
   <w:abstractNum w:abstractNumId="1">
+    <w:nsid w:val="95A41B9B"/>
+    <w:multiLevelType w:val="singleLevel"/>
+    <w:tmpl w:val="95A41B9B"/>
+    <w:lvl w:ilvl="0" w:tentative="0">
+      <w:start w:val="1"/>
+      <w:numFmt w:val="decimal"/>
+      <w:lvlText w:val="%1."/>
+      <w:lvlJc w:val="left"/>
+      <w:pPr>
+        <w:ind w:left="425" w:hanging="425"/>
+      </w:pPr>
+      <w:rPr>
+        <w:rFonts w:hint="default"/>
+        <w:sz w:val="18"/>
+        <w:szCs w:val="18"/>
+      </w:rPr>
+    </w:lvl>
+  </w:abstractNum>
+  <w:abstractNum w:abstractNumId="2">
     <w:nsid w:val="9A75E113"/>
     <w:multiLevelType w:val="multilevel"/>
     <w:tmpl w:val="9A75E113"/>
@@ -22591,7 +22630,7 @@
       </w:rPr>
     </w:lvl>
   </w:abstractNum>
-  <w:abstractNum w:abstractNumId="2">
+  <w:abstractNum w:abstractNumId="3">
     <w:nsid w:val="C588211E"/>
     <w:multiLevelType w:val="multilevel"/>
     <w:tmpl w:val="C588211E"/>
@@ -22730,7 +22769,7 @@
       </w:rPr>
     </w:lvl>
   </w:abstractNum>
-  <w:abstractNum w:abstractNumId="3">
+  <w:abstractNum w:abstractNumId="4">
     <w:nsid w:val="C90D1B09"/>
     <w:multiLevelType w:val="multilevel"/>
     <w:tmpl w:val="C90D1B09"/>
@@ -22873,7 +22912,7 @@
       </w:rPr>
     </w:lvl>
   </w:abstractNum>
-  <w:abstractNum w:abstractNumId="4">
+  <w:abstractNum w:abstractNumId="5">
     <w:nsid w:val="DA387088"/>
     <w:multiLevelType w:val="multilevel"/>
     <w:tmpl w:val="DA387088"/>
@@ -22986,7 +23025,7 @@
       </w:rPr>
     </w:lvl>
   </w:abstractNum>
-  <w:abstractNum w:abstractNumId="5">
+  <w:abstractNum w:abstractNumId="6">
     <w:nsid w:val="FE6C8412"/>
     <w:multiLevelType w:val="singleLevel"/>
     <w:tmpl w:val="FE6C8412"/>
@@ -23005,7 +23044,7 @@
       </w:rPr>
     </w:lvl>
   </w:abstractNum>
-  <w:abstractNum w:abstractNumId="6">
+  <w:abstractNum w:abstractNumId="7">
     <w:nsid w:val="361A96C8"/>
     <w:multiLevelType w:val="singleLevel"/>
     <w:tmpl w:val="361A96C8"/>
@@ -23027,7 +23066,7 @@
       </w:rPr>
     </w:lvl>
   </w:abstractNum>
-  <w:abstractNum w:abstractNumId="7">
+  <w:abstractNum w:abstractNumId="8">
     <w:nsid w:val="5B4A8005"/>
     <w:multiLevelType w:val="multilevel"/>
     <w:tmpl w:val="5B4A8005"/>
@@ -23140,7 +23179,7 @@
       </w:rPr>
     </w:lvl>
   </w:abstractNum>
-  <w:abstractNum w:abstractNumId="8">
+  <w:abstractNum w:abstractNumId="9">
     <w:nsid w:val="6282EC2D"/>
     <w:multiLevelType w:val="singleLevel"/>
     <w:tmpl w:val="6282EC2D"/>
@@ -23157,7 +23196,7 @@
       </w:rPr>
     </w:lvl>
   </w:abstractNum>
-  <w:abstractNum w:abstractNumId="9">
+  <w:abstractNum w:abstractNumId="10">
     <w:nsid w:val="797962C2"/>
     <w:multiLevelType w:val="multilevel"/>
     <w:tmpl w:val="797962C2"/>
@@ -23279,33 +23318,36 @@
     </w:lvl>
   </w:abstractNum>
   <w:num w:numId="1">
+    <w:abstractNumId w:val="4"/>
+  </w:num>
+  <w:num w:numId="2">
+    <w:abstractNumId w:val="2"/>
+  </w:num>
+  <w:num w:numId="3">
+    <w:abstractNumId w:val="6"/>
+  </w:num>
+  <w:num w:numId="4">
     <w:abstractNumId w:val="3"/>
   </w:num>
-  <w:num w:numId="2">
+  <w:num w:numId="5">
+    <w:abstractNumId w:val="10"/>
+  </w:num>
+  <w:num w:numId="6">
+    <w:abstractNumId w:val="7"/>
+  </w:num>
+  <w:num w:numId="7">
+    <w:abstractNumId w:val="5"/>
+  </w:num>
+  <w:num w:numId="8">
+    <w:abstractNumId w:val="9"/>
+  </w:num>
+  <w:num w:numId="9">
     <w:abstractNumId w:val="1"/>
   </w:num>
-  <w:num w:numId="3">
-    <w:abstractNumId w:val="5"/>
-  </w:num>
-  <w:num w:numId="4">
-    <w:abstractNumId w:val="2"/>
-  </w:num>
-  <w:num w:numId="5">
-    <w:abstractNumId w:val="9"/>
-  </w:num>
-  <w:num w:numId="6">
-    <w:abstractNumId w:val="6"/>
-  </w:num>
-  <w:num w:numId="7">
-    <w:abstractNumId w:val="4"/>
-  </w:num>
-  <w:num w:numId="8">
+  <w:num w:numId="10">
     <w:abstractNumId w:val="8"/>
   </w:num>
-  <w:num w:numId="9">
-    <w:abstractNumId w:val="7"/>
-  </w:num>
-  <w:num w:numId="10">
+  <w:num w:numId="11">
     <w:abstractNumId w:val="0"/>
   </w:num>
 </w:numbering>
